--- a/reports/Executive_Summary.docx
+++ b/reports/Executive_Summary.docx
@@ -177,7 +177,7 @@
                   <w:sz w:val="28"/>
                   <w:szCs w:val="28"/>
                 </w:rPr>
-                <w:t>Customer Churn</w:t>
+                <w:t>Marketing Mix Modeling</w:t>
               </w:r>
             </w:p>
           </w:sdtContent>
@@ -534,6 +534,7 @@
       <w:pPr>
         <w:rPr>
           <w:b/>
+          <w:bCs/>
           <w:sz w:val="40"/>
           <w:szCs w:val="40"/>
         </w:rPr>
@@ -544,203 +545,186 @@
           <w:szCs w:val="40"/>
         </w:rPr>
         <w:lastRenderedPageBreak/>
-        <w:t xml:space="preserve">My current churn analysis has identified a critical revenue leak within the company’s most valuable customer segment: </w:t>
-      </w:r>
-      <w:r>
-        <w:rPr>
-          <w:b/>
-          <w:sz w:val="40"/>
-          <w:szCs w:val="40"/>
-        </w:rPr>
-        <w:t xml:space="preserve">Fiber Optic users. </w:t>
-      </w:r>
-      <w:r>
-        <w:rPr>
-          <w:sz w:val="40"/>
-          <w:szCs w:val="40"/>
-        </w:rPr>
-        <w:t xml:space="preserve">This segment currently represents a </w:t>
-      </w:r>
-      <w:r>
-        <w:rPr>
-          <w:b/>
-          <w:sz w:val="40"/>
-          <w:szCs w:val="40"/>
-        </w:rPr>
-        <w:t>$70,000 + monthly revenue risk.</w:t>
-      </w:r>
-    </w:p>
-    <w:p>
-      <w:pPr>
-        <w:rPr>
-          <w:sz w:val="40"/>
-          <w:szCs w:val="40"/>
-        </w:rPr>
-      </w:pPr>
-      <w:r>
-        <w:rPr>
-          <w:sz w:val="40"/>
-          <w:szCs w:val="40"/>
-        </w:rPr>
-        <w:t xml:space="preserve">To address this, I developed a predictive behavioral model and a targeted intervention framework. Simulations indicate that deploying this strategy can reduce churn volume by </w:t>
-      </w:r>
-      <w:r>
-        <w:rPr>
-          <w:b/>
-          <w:sz w:val="40"/>
-          <w:szCs w:val="40"/>
-        </w:rPr>
-        <w:t>34%</w:t>
-      </w:r>
-      <w:r>
-        <w:rPr>
-          <w:sz w:val="40"/>
-          <w:szCs w:val="40"/>
-        </w:rPr>
-        <w:t xml:space="preserve"> in the target cohort, generating a projected </w:t>
-      </w:r>
-      <w:r>
-        <w:rPr>
-          <w:b/>
-          <w:sz w:val="40"/>
-          <w:szCs w:val="40"/>
-        </w:rPr>
-        <w:t xml:space="preserve">$12,600 </w:t>
-      </w:r>
-      <w:r>
-        <w:rPr>
-          <w:sz w:val="40"/>
-          <w:szCs w:val="40"/>
-        </w:rPr>
-        <w:t xml:space="preserve">in monthly revenue savings (on the test pilot alone) with a </w:t>
-      </w:r>
-      <w:r>
-        <w:rPr>
-          <w:b/>
-          <w:sz w:val="40"/>
-          <w:szCs w:val="40"/>
-        </w:rPr>
-        <w:t xml:space="preserve">380% ROI </w:t>
-      </w:r>
-      <w:r>
-        <w:rPr>
-          <w:sz w:val="40"/>
-          <w:szCs w:val="40"/>
-        </w:rPr>
-        <w:t xml:space="preserve">on retention spend. </w:t>
-      </w:r>
-    </w:p>
-    <w:p>
-      <w:pPr>
-        <w:rPr>
-          <w:sz w:val="40"/>
-          <w:szCs w:val="40"/>
-        </w:rPr>
-      </w:pPr>
-    </w:p>
-    <w:p>
-      <w:pPr>
-        <w:rPr>
-          <w:sz w:val="40"/>
-          <w:szCs w:val="40"/>
-        </w:rPr>
-      </w:pPr>
-    </w:p>
-    <w:p>
-      <w:pPr>
-        <w:rPr>
-          <w:sz w:val="40"/>
-          <w:szCs w:val="40"/>
-        </w:rPr>
-      </w:pPr>
-    </w:p>
-    <w:p>
-      <w:pPr>
-        <w:rPr>
-          <w:sz w:val="40"/>
-          <w:szCs w:val="40"/>
-        </w:rPr>
-      </w:pPr>
-    </w:p>
-    <w:p>
-      <w:pPr>
-        <w:rPr>
-          <w:sz w:val="40"/>
-          <w:szCs w:val="40"/>
-        </w:rPr>
-      </w:pPr>
-    </w:p>
-    <w:p>
-      <w:pPr>
-        <w:rPr>
-          <w:sz w:val="40"/>
-          <w:szCs w:val="40"/>
-        </w:rPr>
-      </w:pPr>
-    </w:p>
-    <w:p>
-      <w:pPr>
-        <w:rPr>
-          <w:sz w:val="40"/>
-          <w:szCs w:val="40"/>
-        </w:rPr>
-      </w:pPr>
-    </w:p>
-    <w:p>
-      <w:pPr>
-        <w:rPr>
-          <w:sz w:val="40"/>
-          <w:szCs w:val="40"/>
-        </w:rPr>
-      </w:pPr>
-    </w:p>
-    <w:p>
-      <w:pPr>
-        <w:rPr>
-          <w:sz w:val="40"/>
-          <w:szCs w:val="40"/>
-        </w:rPr>
-      </w:pPr>
-    </w:p>
-    <w:p>
-      <w:pPr>
-        <w:rPr>
-          <w:sz w:val="40"/>
-          <w:szCs w:val="40"/>
-        </w:rPr>
-      </w:pPr>
-    </w:p>
-    <w:p>
-      <w:pPr>
-        <w:rPr>
-          <w:b/>
-          <w:sz w:val="40"/>
-          <w:szCs w:val="40"/>
-        </w:rPr>
-      </w:pPr>
-      <w:r>
-        <w:rPr>
-          <w:b/>
-          <w:sz w:val="40"/>
-          <w:szCs w:val="40"/>
+        <w:t>M</w:t>
+      </w:r>
+      <w:r>
+        <w:rPr>
+          <w:sz w:val="40"/>
+          <w:szCs w:val="40"/>
+        </w:rPr>
+        <w:t xml:space="preserve">arketing analysis has identified a significant efficiency gap within the company’s cumulative media investment. By analyzing 120 weeks of historical data, I developed a predictive model that explains </w:t>
+      </w:r>
+      <w:r>
+        <w:rPr>
+          <w:b/>
+          <w:bCs/>
+          <w:sz w:val="40"/>
+          <w:szCs w:val="40"/>
+        </w:rPr>
+        <w:t>78% of sales fluctuations</w:t>
+      </w:r>
+      <w:r>
+        <w:rPr>
+          <w:b/>
+          <w:bCs/>
+          <w:sz w:val="40"/>
+          <w:szCs w:val="40"/>
+        </w:rPr>
+        <w:t>.</w:t>
+      </w:r>
+    </w:p>
+    <w:p>
+      <w:pPr>
+        <w:rPr>
+          <w:sz w:val="40"/>
+          <w:szCs w:val="40"/>
+        </w:rPr>
+      </w:pPr>
+      <w:r>
+        <w:rPr>
+          <w:sz w:val="40"/>
+          <w:szCs w:val="40"/>
+        </w:rPr>
+        <w:t xml:space="preserve">The primary value of this project is the transition from static reporting to </w:t>
+      </w:r>
+      <w:r>
+        <w:rPr>
+          <w:b/>
+          <w:bCs/>
+          <w:sz w:val="40"/>
+          <w:szCs w:val="40"/>
+        </w:rPr>
+        <w:t>Dynamic Decision Support</w:t>
+      </w:r>
+      <w:r>
+        <w:rPr>
+          <w:sz w:val="40"/>
+          <w:szCs w:val="40"/>
+        </w:rPr>
+        <w:t xml:space="preserve"> via the deployed Marketing Mix Modeling Dashboard. This tool allows leadership to move from hindsight to active foresight, providing a high-confidence environment to identify "wasted spend" in low-impact channels and recapture revenue that was previously unquantified.</w:t>
+      </w:r>
+    </w:p>
+    <w:p>
+      <w:pPr>
+        <w:rPr>
+          <w:sz w:val="40"/>
+          <w:szCs w:val="40"/>
+        </w:rPr>
+      </w:pPr>
+    </w:p>
+    <w:p>
+      <w:pPr>
+        <w:rPr>
+          <w:sz w:val="40"/>
+          <w:szCs w:val="40"/>
+        </w:rPr>
+      </w:pPr>
+    </w:p>
+    <w:p>
+      <w:pPr>
+        <w:rPr>
+          <w:sz w:val="40"/>
+          <w:szCs w:val="40"/>
+        </w:rPr>
+      </w:pPr>
+    </w:p>
+    <w:p>
+      <w:pPr>
+        <w:rPr>
+          <w:sz w:val="40"/>
+          <w:szCs w:val="40"/>
+        </w:rPr>
+      </w:pPr>
+    </w:p>
+    <w:p>
+      <w:pPr>
+        <w:rPr>
+          <w:sz w:val="40"/>
+          <w:szCs w:val="40"/>
+        </w:rPr>
+      </w:pPr>
+    </w:p>
+    <w:p>
+      <w:pPr>
+        <w:rPr>
+          <w:sz w:val="40"/>
+          <w:szCs w:val="40"/>
+        </w:rPr>
+      </w:pPr>
+    </w:p>
+    <w:p>
+      <w:pPr>
+        <w:rPr>
+          <w:sz w:val="40"/>
+          <w:szCs w:val="40"/>
+        </w:rPr>
+      </w:pPr>
+    </w:p>
+    <w:p>
+      <w:pPr>
+        <w:rPr>
+          <w:sz w:val="40"/>
+          <w:szCs w:val="40"/>
+        </w:rPr>
+      </w:pPr>
+    </w:p>
+    <w:p>
+      <w:pPr>
+        <w:rPr>
+          <w:sz w:val="40"/>
+          <w:szCs w:val="40"/>
+        </w:rPr>
+      </w:pPr>
+    </w:p>
+    <w:p>
+      <w:pPr>
+        <w:rPr>
+          <w:sz w:val="40"/>
+          <w:szCs w:val="40"/>
+        </w:rPr>
+      </w:pPr>
+    </w:p>
+    <w:p>
+      <w:pPr>
+        <w:pStyle w:val="Heading1"/>
+        <w:rPr>
+          <w:b/>
+        </w:rPr>
+      </w:pPr>
+      <w:r>
+        <w:rPr>
+          <w:b/>
         </w:rPr>
         <w:lastRenderedPageBreak/>
-        <w:t xml:space="preserve">Strategic Diagnosis: Why Are They Leaving? </w:t>
-      </w:r>
-    </w:p>
-    <w:p>
-      <w:pPr>
-        <w:rPr>
-          <w:sz w:val="40"/>
-          <w:szCs w:val="40"/>
-        </w:rPr>
-      </w:pPr>
-      <w:r>
-        <w:rPr>
-          <w:sz w:val="40"/>
-          <w:szCs w:val="40"/>
-        </w:rPr>
-        <w:t xml:space="preserve">Data analysis revealed that churn was not random, it was structural and driven by two specific failures: </w:t>
+        <w:t>Strategic Di</w:t>
+      </w:r>
+      <w:r>
+        <w:rPr>
+          <w:b/>
+        </w:rPr>
+        <w:t xml:space="preserve">agnosis: What Drives </w:t>
+      </w:r>
+      <w:r>
+        <w:rPr>
+          <w:b/>
+        </w:rPr>
+        <w:t>Revenue?</w:t>
+      </w:r>
+    </w:p>
+    <w:p>
+      <w:pPr>
+        <w:rPr>
+          <w:b/>
+          <w:sz w:val="40"/>
+          <w:szCs w:val="40"/>
+        </w:rPr>
+      </w:pPr>
+      <w:r>
+        <w:rPr>
+          <w:sz w:val="40"/>
+          <w:szCs w:val="40"/>
+        </w:rPr>
+        <w:t>Data analysis revealed that current budget performance is driven by two specific structural factors:</w:t>
       </w:r>
     </w:p>
     <w:p>
@@ -762,7 +746,44 @@
           <w:sz w:val="40"/>
           <w:szCs w:val="40"/>
         </w:rPr>
-        <w:t xml:space="preserve">The Protection gap: </w:t>
+        <w:t>T</w:t>
+      </w:r>
+      <w:r>
+        <w:rPr>
+          <w:b/>
+          <w:bCs/>
+          <w:sz w:val="40"/>
+          <w:szCs w:val="40"/>
+        </w:rPr>
+        <w:t xml:space="preserve">he </w:t>
+      </w:r>
+      <w:proofErr w:type="spellStart"/>
+      <w:r>
+        <w:rPr>
+          <w:b/>
+          <w:bCs/>
+          <w:sz w:val="40"/>
+          <w:szCs w:val="40"/>
+        </w:rPr>
+        <w:t>Adstock</w:t>
+      </w:r>
+      <w:proofErr w:type="spellEnd"/>
+      <w:r>
+        <w:rPr>
+          <w:b/>
+          <w:bCs/>
+          <w:sz w:val="40"/>
+          <w:szCs w:val="40"/>
+        </w:rPr>
+        <w:t xml:space="preserve"> Gap</w:t>
+      </w:r>
+      <w:r>
+        <w:rPr>
+          <w:b/>
+          <w:sz w:val="40"/>
+          <w:szCs w:val="40"/>
+        </w:rPr>
+        <w:t>:</w:t>
       </w:r>
     </w:p>
     <w:p>
@@ -773,32 +794,149 @@
           <w:numId w:val="1"/>
         </w:numPr>
         <w:rPr>
-          <w:b/>
-          <w:sz w:val="40"/>
-          <w:szCs w:val="40"/>
-        </w:rPr>
-      </w:pPr>
-      <w:r>
-        <w:rPr>
-          <w:sz w:val="40"/>
-          <w:szCs w:val="40"/>
-        </w:rPr>
-        <w:t xml:space="preserve">Our highest-paying customers (Fiber Optic) are the </w:t>
-      </w:r>
-      <w:r>
-        <w:rPr>
-          <w:i/>
-          <w:sz w:val="40"/>
-          <w:szCs w:val="40"/>
-        </w:rPr>
-        <w:t xml:space="preserve">least </w:t>
-      </w:r>
-      <w:r>
-        <w:rPr>
-          <w:sz w:val="40"/>
-          <w:szCs w:val="40"/>
-        </w:rPr>
-        <w:t xml:space="preserve">protected. </w:t>
+          <w:sz w:val="40"/>
+          <w:szCs w:val="40"/>
+        </w:rPr>
+      </w:pPr>
+      <w:r>
+        <w:rPr>
+          <w:b/>
+          <w:bCs/>
+          <w:sz w:val="40"/>
+          <w:szCs w:val="40"/>
+        </w:rPr>
+        <w:t>High-Impact Anchors</w:t>
+      </w:r>
+      <w:r>
+        <w:rPr>
+          <w:sz w:val="40"/>
+          <w:szCs w:val="40"/>
+        </w:rPr>
+        <w:t xml:space="preserve">: </w:t>
+      </w:r>
+      <w:r>
+        <w:rPr>
+          <w:b/>
+          <w:bCs/>
+          <w:sz w:val="40"/>
+          <w:szCs w:val="40"/>
+        </w:rPr>
+        <w:t xml:space="preserve">Affiliate Impressions </w:t>
+      </w:r>
+      <w:r>
+        <w:rPr>
+          <w:rFonts w:cstheme="minorHAnsi"/>
+          <w:b/>
+          <w:bCs/>
+          <w:sz w:val="40"/>
+          <w:szCs w:val="40"/>
+        </w:rPr>
+        <w:t>α</w:t>
+      </w:r>
+      <w:r>
+        <w:rPr>
+          <w:b/>
+          <w:bCs/>
+          <w:sz w:val="40"/>
+          <w:szCs w:val="40"/>
+        </w:rPr>
+        <w:t xml:space="preserve"> </w:t>
+      </w:r>
+      <w:r>
+        <w:rPr>
+          <w:b/>
+          <w:bCs/>
+          <w:sz w:val="40"/>
+          <w:szCs w:val="40"/>
+        </w:rPr>
+        <w:t>=</w:t>
+      </w:r>
+      <w:r>
+        <w:rPr>
+          <w:b/>
+          <w:bCs/>
+          <w:sz w:val="40"/>
+          <w:szCs w:val="40"/>
+        </w:rPr>
+        <w:t xml:space="preserve"> 0.95</w:t>
+      </w:r>
+      <w:r>
+        <w:rPr>
+          <w:b/>
+          <w:bCs/>
+          <w:sz w:val="40"/>
+          <w:szCs w:val="40"/>
+        </w:rPr>
+        <w:t>)</w:t>
+      </w:r>
+      <w:r>
+        <w:rPr>
+          <w:sz w:val="40"/>
+          <w:szCs w:val="40"/>
+        </w:rPr>
+        <w:t xml:space="preserve"> and </w:t>
+      </w:r>
+      <w:r>
+        <w:rPr>
+          <w:b/>
+          <w:bCs/>
+          <w:sz w:val="40"/>
+          <w:szCs w:val="40"/>
+        </w:rPr>
+        <w:t xml:space="preserve">Organic Views </w:t>
+      </w:r>
+      <w:r>
+        <w:rPr>
+          <w:rFonts w:cstheme="minorHAnsi"/>
+          <w:b/>
+          <w:bCs/>
+          <w:sz w:val="40"/>
+          <w:szCs w:val="40"/>
+        </w:rPr>
+        <w:t>α</w:t>
+      </w:r>
+      <w:r>
+        <w:rPr>
+          <w:b/>
+          <w:bCs/>
+          <w:sz w:val="40"/>
+          <w:szCs w:val="40"/>
+        </w:rPr>
+        <w:t xml:space="preserve"> </w:t>
+      </w:r>
+      <w:r>
+        <w:rPr>
+          <w:b/>
+          <w:bCs/>
+          <w:sz w:val="40"/>
+          <w:szCs w:val="40"/>
+        </w:rPr>
+        <w:t>=</w:t>
+      </w:r>
+      <w:r>
+        <w:rPr>
+          <w:b/>
+          <w:bCs/>
+          <w:sz w:val="40"/>
+          <w:szCs w:val="40"/>
+        </w:rPr>
+        <w:t xml:space="preserve"> 0.90</w:t>
+      </w:r>
+      <w:r>
+        <w:rPr>
+          <w:b/>
+          <w:bCs/>
+          <w:sz w:val="40"/>
+          <w:szCs w:val="40"/>
+        </w:rPr>
+        <w:t>)</w:t>
+      </w:r>
+      <w:r>
+        <w:rPr>
+          <w:sz w:val="40"/>
+          <w:szCs w:val="40"/>
+        </w:rPr>
+        <w:t xml:space="preserve"> are our strongest long-term drivers. A spike in these channels stays in the system nearly forever, suggesting these users are highly embedded.</w:t>
       </w:r>
     </w:p>
     <w:p>
@@ -809,32 +947,131 @@
           <w:numId w:val="1"/>
         </w:numPr>
         <w:rPr>
-          <w:b/>
-          <w:sz w:val="40"/>
-          <w:szCs w:val="40"/>
-        </w:rPr>
-      </w:pPr>
-      <w:r>
-        <w:rPr>
-          <w:sz w:val="40"/>
-          <w:szCs w:val="40"/>
-        </w:rPr>
-        <w:t xml:space="preserve">While they pay premium rates, </w:t>
-      </w:r>
-      <w:r>
-        <w:rPr>
-          <w:b/>
-          <w:sz w:val="40"/>
-          <w:szCs w:val="40"/>
-        </w:rPr>
-        <w:t xml:space="preserve">73% </w:t>
-      </w:r>
-      <w:r>
-        <w:rPr>
-          <w:sz w:val="40"/>
-          <w:szCs w:val="40"/>
-        </w:rPr>
-        <w:t>lack retention anchors (Online Security or Tech Support).</w:t>
+          <w:sz w:val="40"/>
+          <w:szCs w:val="40"/>
+        </w:rPr>
+      </w:pPr>
+      <w:r>
+        <w:rPr>
+          <w:sz w:val="40"/>
+          <w:szCs w:val="40"/>
+        </w:rPr>
+        <w:t>C</w:t>
+      </w:r>
+      <w:r>
+        <w:rPr>
+          <w:sz w:val="40"/>
+          <w:szCs w:val="40"/>
+        </w:rPr>
+        <w:t xml:space="preserve">hannels like </w:t>
+      </w:r>
+      <w:r>
+        <w:rPr>
+          <w:b/>
+          <w:bCs/>
+          <w:sz w:val="40"/>
+          <w:szCs w:val="40"/>
+        </w:rPr>
+        <w:t xml:space="preserve">Paid Views </w:t>
+      </w:r>
+      <w:r>
+        <w:rPr>
+          <w:rFonts w:cstheme="minorHAnsi"/>
+          <w:b/>
+          <w:bCs/>
+          <w:sz w:val="40"/>
+          <w:szCs w:val="40"/>
+        </w:rPr>
+        <w:t>α</w:t>
+      </w:r>
+      <w:r>
+        <w:rPr>
+          <w:b/>
+          <w:bCs/>
+          <w:sz w:val="40"/>
+          <w:szCs w:val="40"/>
+        </w:rPr>
+        <w:t xml:space="preserve"> </w:t>
+      </w:r>
+      <w:r>
+        <w:rPr>
+          <w:b/>
+          <w:bCs/>
+          <w:sz w:val="40"/>
+          <w:szCs w:val="40"/>
+        </w:rPr>
+        <w:t>=</w:t>
+      </w:r>
+      <w:r>
+        <w:rPr>
+          <w:b/>
+          <w:bCs/>
+          <w:sz w:val="40"/>
+          <w:szCs w:val="40"/>
+        </w:rPr>
+        <w:t xml:space="preserve"> 0.05</w:t>
+      </w:r>
+      <w:r>
+        <w:rPr>
+          <w:b/>
+          <w:bCs/>
+          <w:sz w:val="40"/>
+          <w:szCs w:val="40"/>
+        </w:rPr>
+        <w:t>)</w:t>
+      </w:r>
+      <w:r>
+        <w:rPr>
+          <w:sz w:val="40"/>
+          <w:szCs w:val="40"/>
+        </w:rPr>
+        <w:t xml:space="preserve"> show zero memory and exhibit over 40% zero-value weeks in the data. They act as tactical triggers that only work while being actively "pumped".</w:t>
+      </w:r>
+    </w:p>
+    <w:p>
+      <w:pPr>
+        <w:pStyle w:val="ListParagraph"/>
+        <w:numPr>
+          <w:ilvl w:val="0"/>
+          <w:numId w:val="1"/>
+        </w:numPr>
+        <w:rPr>
+          <w:b/>
+          <w:sz w:val="40"/>
+          <w:szCs w:val="40"/>
+        </w:rPr>
+      </w:pPr>
+      <w:r>
+        <w:rPr>
+          <w:b/>
+          <w:sz w:val="40"/>
+          <w:szCs w:val="40"/>
+        </w:rPr>
+        <w:t xml:space="preserve">The </w:t>
+      </w:r>
+      <w:r>
+        <w:rPr>
+          <w:b/>
+          <w:sz w:val="40"/>
+          <w:szCs w:val="40"/>
+        </w:rPr>
+        <w:t>Seasonality Effec</w:t>
+      </w:r>
+      <w:r>
+        <w:rPr>
+          <w:b/>
+          <w:sz w:val="40"/>
+          <w:szCs w:val="40"/>
+        </w:rPr>
+        <w:t>t</w:t>
+      </w:r>
+      <w:r>
+        <w:rPr>
+          <w:b/>
+          <w:sz w:val="40"/>
+          <w:szCs w:val="40"/>
+        </w:rPr>
+        <w:t>:</w:t>
       </w:r>
     </w:p>
     <w:p>
@@ -852,129 +1089,129 @@
       </w:pPr>
       <w:r>
         <w:rPr>
-          <w:b/>
-          <w:sz w:val="40"/>
-          <w:szCs w:val="40"/>
-        </w:rPr>
-        <w:t xml:space="preserve">Insight: </w:t>
-      </w:r>
-      <w:r>
-        <w:rPr>
-          <w:sz w:val="40"/>
-          <w:szCs w:val="40"/>
-        </w:rPr>
-        <w:t>Customers with these anchors are less likely to churn and we are currently selling speed, not security</w:t>
+          <w:sz w:val="40"/>
+          <w:szCs w:val="40"/>
+        </w:rPr>
+        <w:t>Approximately</w:t>
+      </w:r>
+      <w:r>
+        <w:rPr>
+          <w:b/>
+          <w:sz w:val="40"/>
+          <w:szCs w:val="40"/>
+        </w:rPr>
+        <w:t xml:space="preserve"> </w:t>
+      </w:r>
+      <w:r>
+        <w:rPr>
+          <w:b/>
+          <w:bCs/>
+          <w:sz w:val="40"/>
+          <w:szCs w:val="40"/>
+        </w:rPr>
+        <w:t>15% of Q4 success</w:t>
+      </w:r>
+      <w:r>
+        <w:rPr>
+          <w:sz w:val="40"/>
+          <w:szCs w:val="40"/>
+        </w:rPr>
+        <w:t xml:space="preserve"> is driven by organic holiday demand (November seasonality</w:t>
+      </w:r>
+      <w:r>
+        <w:rPr>
+          <w:sz w:val="40"/>
+          <w:szCs w:val="40"/>
+        </w:rPr>
+        <w:t>).</w:t>
       </w:r>
     </w:p>
     <w:p>
       <w:pPr>
         <w:pStyle w:val="ListParagraph"/>
-        <w:rPr>
-          <w:b/>
-          <w:sz w:val="40"/>
-          <w:szCs w:val="40"/>
-        </w:rPr>
-      </w:pPr>
+        <w:numPr>
+          <w:ilvl w:val="1"/>
+          <w:numId w:val="1"/>
+        </w:numPr>
+        <w:rPr>
+          <w:b/>
+          <w:sz w:val="40"/>
+          <w:szCs w:val="40"/>
+        </w:rPr>
+      </w:pPr>
+      <w:r>
+        <w:rPr>
+          <w:b/>
+          <w:bCs/>
+          <w:sz w:val="40"/>
+          <w:szCs w:val="40"/>
+        </w:rPr>
+        <w:t>Insight</w:t>
+      </w:r>
+      <w:r>
+        <w:rPr>
+          <w:b/>
+          <w:sz w:val="40"/>
+          <w:szCs w:val="40"/>
+        </w:rPr>
+        <w:t xml:space="preserve">: </w:t>
+      </w:r>
+      <w:r>
+        <w:rPr>
+          <w:sz w:val="40"/>
+          <w:szCs w:val="40"/>
+        </w:rPr>
+        <w:t>The mode</w:t>
+      </w:r>
+      <w:r>
+        <w:rPr>
+          <w:sz w:val="40"/>
+          <w:szCs w:val="40"/>
+        </w:rPr>
+        <w:t xml:space="preserve">l isolates this baseline, </w:t>
+      </w:r>
+      <w:r>
+        <w:rPr>
+          <w:sz w:val="40"/>
+          <w:szCs w:val="40"/>
+        </w:rPr>
+        <w:t>allowing for budget planning that is net of seasonality rather than over-attributing holiday demand to media brilliance.</w:t>
+      </w:r>
     </w:p>
     <w:p>
       <w:pPr>
         <w:pStyle w:val="ListParagraph"/>
-        <w:rPr>
-          <w:b/>
-          <w:sz w:val="40"/>
-          <w:szCs w:val="40"/>
-        </w:rPr>
-      </w:pPr>
-    </w:p>
-    <w:p>
-      <w:pPr>
-        <w:pStyle w:val="ListParagraph"/>
-        <w:rPr>
-          <w:b/>
-          <w:sz w:val="40"/>
-          <w:szCs w:val="40"/>
-        </w:rPr>
-      </w:pPr>
-    </w:p>
-    <w:p>
-      <w:pPr>
-        <w:pStyle w:val="ListParagraph"/>
-        <w:rPr>
-          <w:b/>
-          <w:sz w:val="40"/>
-          <w:szCs w:val="40"/>
-        </w:rPr>
-      </w:pPr>
-    </w:p>
-    <w:p>
-      <w:pPr>
-        <w:pStyle w:val="ListParagraph"/>
-        <w:rPr>
-          <w:b/>
-          <w:sz w:val="40"/>
-          <w:szCs w:val="40"/>
-        </w:rPr>
-      </w:pPr>
-    </w:p>
-    <w:p>
-      <w:pPr>
-        <w:pStyle w:val="ListParagraph"/>
-        <w:rPr>
-          <w:b/>
-          <w:sz w:val="40"/>
-          <w:szCs w:val="40"/>
-        </w:rPr>
-      </w:pPr>
-    </w:p>
-    <w:p>
-      <w:pPr>
-        <w:pStyle w:val="ListParagraph"/>
-        <w:rPr>
-          <w:b/>
-          <w:sz w:val="40"/>
-          <w:szCs w:val="40"/>
-        </w:rPr>
-      </w:pPr>
-    </w:p>
-    <w:p>
-      <w:pPr>
-        <w:pStyle w:val="ListParagraph"/>
-        <w:rPr>
-          <w:b/>
-          <w:sz w:val="40"/>
-          <w:szCs w:val="40"/>
-        </w:rPr>
-      </w:pPr>
-    </w:p>
-    <w:p>
-      <w:pPr>
-        <w:pStyle w:val="ListParagraph"/>
-        <w:rPr>
-          <w:b/>
-          <w:sz w:val="40"/>
-          <w:szCs w:val="40"/>
-        </w:rPr>
-      </w:pPr>
-    </w:p>
-    <w:p>
-      <w:pPr>
-        <w:pStyle w:val="ListParagraph"/>
-        <w:rPr>
-          <w:b/>
-          <w:sz w:val="40"/>
-          <w:szCs w:val="40"/>
-        </w:rPr>
-      </w:pPr>
-    </w:p>
-    <w:p>
-      <w:pPr>
-        <w:pStyle w:val="ListParagraph"/>
-        <w:rPr>
-          <w:b/>
-          <w:sz w:val="40"/>
-          <w:szCs w:val="40"/>
-        </w:rPr>
-      </w:pPr>
+        <w:ind w:left="1440"/>
+        <w:rPr>
+          <w:b/>
+          <w:sz w:val="40"/>
+          <w:szCs w:val="40"/>
+        </w:rPr>
+      </w:pPr>
+    </w:p>
+    <w:p>
+      <w:pPr>
+        <w:rPr>
+          <w:b/>
+          <w:sz w:val="40"/>
+          <w:szCs w:val="40"/>
+        </w:rPr>
+      </w:pPr>
+    </w:p>
+    <w:p>
+      <w:pPr>
+        <w:pStyle w:val="Heading1"/>
+        <w:rPr>
+          <w:b/>
+        </w:rPr>
+      </w:pPr>
+      <w:r>
+        <w:rPr>
+          <w:b/>
+        </w:rPr>
+        <w:lastRenderedPageBreak/>
+        <w:t>Strategic Recommendations</w:t>
+      </w:r>
     </w:p>
     <w:p>
       <w:pPr>
@@ -984,27 +1221,70 @@
           <w:numId w:val="1"/>
         </w:numPr>
         <w:rPr>
-          <w:b/>
-          <w:sz w:val="40"/>
-          <w:szCs w:val="40"/>
-        </w:rPr>
-      </w:pPr>
-      <w:r>
-        <w:rPr>
-          <w:b/>
-          <w:sz w:val="40"/>
-          <w:szCs w:val="40"/>
-        </w:rPr>
-        <w:lastRenderedPageBreak/>
-        <w:t>The Month 1 Cliff:</w:t>
-      </w:r>
-    </w:p>
-    <w:p>
-      <w:pPr>
-        <w:pStyle w:val="ListParagraph"/>
-        <w:ind w:left="1080"/>
-        <w:rPr>
-          <w:b/>
+          <w:sz w:val="40"/>
+          <w:szCs w:val="40"/>
+        </w:rPr>
+      </w:pPr>
+      <w:r>
+        <w:rPr>
+          <w:b/>
+          <w:bCs/>
+          <w:sz w:val="40"/>
+          <w:szCs w:val="40"/>
+        </w:rPr>
+        <w:t>Prioritize Google and Facebook</w:t>
+      </w:r>
+      <w:r>
+        <w:rPr>
+          <w:b/>
+          <w:sz w:val="40"/>
+          <w:szCs w:val="40"/>
+        </w:rPr>
+        <w:t>:</w:t>
+      </w:r>
+      <w:r>
+        <w:rPr>
+          <w:sz w:val="40"/>
+          <w:szCs w:val="40"/>
+        </w:rPr>
+        <w:t xml:space="preserve"> These channels show the best intersection of sales correlation, sheer scale, and healthy decay </w:t>
+      </w:r>
+      <w:r>
+        <w:rPr>
+          <w:b/>
+          <w:sz w:val="40"/>
+          <w:szCs w:val="40"/>
+        </w:rPr>
+        <w:t>(</w:t>
+      </w:r>
+      <w:r>
+        <w:rPr>
+          <w:rFonts w:cstheme="minorHAnsi"/>
+          <w:b/>
+          <w:sz w:val="40"/>
+          <w:szCs w:val="40"/>
+        </w:rPr>
+        <w:t>α</w:t>
+      </w:r>
+      <w:r>
+        <w:rPr>
+          <w:b/>
+          <w:sz w:val="40"/>
+          <w:szCs w:val="40"/>
+        </w:rPr>
+        <w:t xml:space="preserve"> = 0.70-0.75).</w:t>
+      </w:r>
+      <w:r>
+        <w:rPr>
+          <w:sz w:val="40"/>
+          <w:szCs w:val="40"/>
+        </w:rPr>
+        <w:t xml:space="preserve"> They should remain the primary focus for major marketing efforts.</w:t>
+      </w:r>
+    </w:p>
+    <w:p>
+      <w:pPr>
+        <w:rPr>
           <w:sz w:val="40"/>
           <w:szCs w:val="40"/>
         </w:rPr>
@@ -1012,14 +1292,14 @@
       <w:r>
         <w:rPr>
           <w:noProof/>
-          <w:sz w:val="36"/>
-          <w:szCs w:val="36"/>
+          <w:sz w:val="40"/>
+          <w:szCs w:val="40"/>
         </w:rPr>
         <w:drawing>
-          <wp:inline distT="0" distB="0" distL="0" distR="0" wp14:anchorId="50818FD3" wp14:editId="157762F4">
-            <wp:extent cx="5105400" cy="3743325"/>
-            <wp:effectExtent l="0" t="0" r="0" b="9525"/>
-            <wp:docPr id="7" name="Picture 7"/>
+          <wp:inline distT="0" distB="0" distL="0" distR="0" wp14:anchorId="5B9EA073" wp14:editId="106E6512">
+            <wp:extent cx="4791075" cy="5707829"/>
+            <wp:effectExtent l="0" t="0" r="0" b="7620"/>
+            <wp:docPr id="1" name="Picture 1"/>
             <wp:cNvGraphicFramePr>
               <a:graphicFrameLocks xmlns:a="http://schemas.openxmlformats.org/drawingml/2006/main" noChangeAspect="1"/>
             </wp:cNvGraphicFramePr>
@@ -1039,7 +1319,7 @@
                   <pic:spPr>
                     <a:xfrm>
                       <a:off x="0" y="0"/>
-                      <a:ext cx="5105400" cy="3743325"/>
+                      <a:ext cx="4796354" cy="5714118"/>
                     </a:xfrm>
                     <a:prstGeom prst="rect">
                       <a:avLst/>
@@ -1056,145 +1336,60 @@
       <w:pPr>
         <w:pStyle w:val="ListParagraph"/>
         <w:numPr>
-          <w:ilvl w:val="1"/>
+          <w:ilvl w:val="0"/>
           <w:numId w:val="1"/>
         </w:numPr>
         <w:rPr>
-          <w:b/>
-          <w:sz w:val="40"/>
-          <w:szCs w:val="40"/>
-        </w:rPr>
-      </w:pPr>
-      <w:r>
-        <w:rPr>
-          <w:b/>
-          <w:sz w:val="40"/>
-          <w:szCs w:val="40"/>
-        </w:rPr>
-        <w:t>60%</w:t>
-      </w:r>
-      <w:r>
-        <w:rPr>
-          <w:sz w:val="40"/>
-          <w:szCs w:val="40"/>
-        </w:rPr>
-        <w:t xml:space="preserve"> of Month-to-Month users churn within the first 30 days. </w:t>
-      </w:r>
-    </w:p>
-    <w:p>
-      <w:pPr>
-        <w:pStyle w:val="ListParagraph"/>
-        <w:numPr>
-          <w:ilvl w:val="1"/>
-          <w:numId w:val="1"/>
-        </w:numPr>
-        <w:rPr>
-          <w:b/>
-          <w:sz w:val="40"/>
-          <w:szCs w:val="40"/>
-        </w:rPr>
-      </w:pPr>
-      <w:r>
-        <w:rPr>
-          <w:b/>
-          <w:sz w:val="40"/>
-          <w:szCs w:val="40"/>
-        </w:rPr>
-        <w:t xml:space="preserve">Insight: </w:t>
-      </w:r>
-      <w:r>
-        <w:rPr>
-          <w:sz w:val="40"/>
-          <w:szCs w:val="40"/>
-        </w:rPr>
-        <w:t>This indicates a failure in onboarding or technical setup, rather than price sensitivity</w:t>
-      </w:r>
-    </w:p>
-    <w:p>
-      <w:pPr>
-        <w:rPr>
-          <w:b/>
-          <w:sz w:val="40"/>
-          <w:szCs w:val="40"/>
-        </w:rPr>
-      </w:pPr>
-    </w:p>
-    <w:p>
-      <w:pPr>
-        <w:rPr>
-          <w:b/>
-          <w:sz w:val="40"/>
-          <w:szCs w:val="40"/>
-        </w:rPr>
-      </w:pPr>
-    </w:p>
-    <w:p>
-      <w:pPr>
-        <w:rPr>
-          <w:b/>
-          <w:sz w:val="40"/>
-          <w:szCs w:val="40"/>
-        </w:rPr>
-      </w:pPr>
-    </w:p>
-    <w:p>
-      <w:pPr>
-        <w:rPr>
-          <w:b/>
-          <w:sz w:val="40"/>
-          <w:szCs w:val="40"/>
-        </w:rPr>
-      </w:pPr>
-    </w:p>
-    <w:p>
-      <w:pPr>
-        <w:rPr>
-          <w:b/>
-          <w:sz w:val="40"/>
-          <w:szCs w:val="40"/>
-        </w:rPr>
-      </w:pPr>
-    </w:p>
-    <w:p>
-      <w:pPr>
-        <w:rPr>
-          <w:b/>
-          <w:sz w:val="40"/>
-          <w:szCs w:val="40"/>
-        </w:rPr>
-      </w:pPr>
-    </w:p>
-    <w:p>
-      <w:pPr>
-        <w:rPr>
-          <w:b/>
-          <w:sz w:val="40"/>
-          <w:szCs w:val="40"/>
-        </w:rPr>
-      </w:pPr>
-      <w:r>
-        <w:rPr>
-          <w:b/>
+          <w:sz w:val="40"/>
+          <w:szCs w:val="40"/>
+        </w:rPr>
+      </w:pPr>
+      <w:r>
+        <w:rPr>
+          <w:b/>
+          <w:bCs/>
           <w:sz w:val="40"/>
           <w:szCs w:val="40"/>
         </w:rPr>
         <w:lastRenderedPageBreak/>
-        <w:t>The Solution: Predictive Retention Engine</w:t>
-      </w:r>
-    </w:p>
-    <w:p>
-      <w:pPr>
-        <w:rPr>
-          <w:sz w:val="40"/>
-          <w:szCs w:val="40"/>
-        </w:rPr>
-      </w:pPr>
-      <w:r>
-        <w:rPr>
-          <w:sz w:val="40"/>
-          <w:szCs w:val="40"/>
-        </w:rPr>
-        <w:t xml:space="preserve">Moving from reactive “save teams” to proactive intervention. </w:t>
+        <w:t>Reallocate Tactical Spend</w:t>
+      </w:r>
+      <w:r>
+        <w:rPr>
+          <w:sz w:val="40"/>
+          <w:szCs w:val="40"/>
+        </w:rPr>
+        <w:t xml:space="preserve">: Relegate </w:t>
+      </w:r>
+      <w:r>
+        <w:rPr>
+          <w:b/>
+          <w:bCs/>
+          <w:sz w:val="40"/>
+          <w:szCs w:val="40"/>
+        </w:rPr>
+        <w:t>Paid Views</w:t>
+      </w:r>
+      <w:r>
+        <w:rPr>
+          <w:sz w:val="40"/>
+          <w:szCs w:val="40"/>
+        </w:rPr>
+        <w:t xml:space="preserve"> </w:t>
+      </w:r>
+      <w:r>
+        <w:rPr>
+          <w:sz w:val="40"/>
+          <w:szCs w:val="40"/>
+        </w:rPr>
+        <w:t>to a need-by-need</w:t>
+      </w:r>
+      <w:r>
+        <w:rPr>
+          <w:sz w:val="40"/>
+          <w:szCs w:val="40"/>
+        </w:rPr>
+        <w:t xml:space="preserve"> basis for short-term spikes. They will not build the brand baseline or provide a stable long-term sales floor.</w:t>
       </w:r>
     </w:p>
     <w:p>
@@ -1212,47 +1407,48 @@
       <w:r>
         <w:rPr>
           <w:b/>
-          <w:sz w:val="40"/>
-          <w:szCs w:val="40"/>
-        </w:rPr>
-        <w:t xml:space="preserve">The Mechanism: </w:t>
-      </w:r>
-      <w:r>
-        <w:rPr>
-          <w:sz w:val="40"/>
-          <w:szCs w:val="40"/>
-        </w:rPr>
-        <w:t xml:space="preserve">A Logistic Regression model tuned for </w:t>
-      </w:r>
-      <w:r>
-        <w:rPr>
-          <w:b/>
-          <w:sz w:val="40"/>
-          <w:szCs w:val="40"/>
-        </w:rPr>
-        <w:t xml:space="preserve">Recall (72%). </w:t>
-      </w:r>
-      <w:r>
-        <w:rPr>
-          <w:sz w:val="40"/>
-          <w:szCs w:val="40"/>
-        </w:rPr>
-        <w:t xml:space="preserve">This ensures we capture 7 out of 10 at-risk customers </w:t>
-      </w:r>
-      <w:r>
-        <w:rPr>
-          <w:i/>
-          <w:sz w:val="40"/>
-          <w:szCs w:val="40"/>
-        </w:rPr>
-        <w:t xml:space="preserve">before </w:t>
-      </w:r>
-      <w:r>
-        <w:rPr>
-          <w:sz w:val="40"/>
-          <w:szCs w:val="40"/>
-        </w:rPr>
-        <w:t>they cancel</w:t>
+          <w:bCs/>
+          <w:sz w:val="40"/>
+          <w:szCs w:val="40"/>
+        </w:rPr>
+        <w:t>Leverage Affiliate Longevity</w:t>
+      </w:r>
+      <w:r>
+        <w:rPr>
+          <w:sz w:val="40"/>
+          <w:szCs w:val="40"/>
+        </w:rPr>
+        <w:t xml:space="preserve">: Encourage and expand </w:t>
+      </w:r>
+      <w:r>
+        <w:rPr>
+          <w:b/>
+          <w:bCs/>
+          <w:sz w:val="40"/>
+          <w:szCs w:val="40"/>
+        </w:rPr>
+        <w:t>Affiliate Partnerships</w:t>
+      </w:r>
+      <w:r>
+        <w:rPr>
+          <w:sz w:val="40"/>
+          <w:szCs w:val="40"/>
+        </w:rPr>
+        <w:t xml:space="preserve"> to take advantage of their excep</w:t>
+      </w:r>
+      <w:r>
+        <w:rPr>
+          <w:sz w:val="40"/>
+          <w:szCs w:val="40"/>
+        </w:rPr>
+        <w:t>tionally long decay and anchor</w:t>
+      </w:r>
+      <w:r>
+        <w:rPr>
+          <w:sz w:val="40"/>
+          <w:szCs w:val="40"/>
+        </w:rPr>
+        <w:t xml:space="preserve"> effect on sales.</w:t>
       </w:r>
     </w:p>
     <w:p>
@@ -1270,386 +1466,76 @@
       <w:r>
         <w:rPr>
           <w:b/>
-          <w:sz w:val="40"/>
-          <w:szCs w:val="40"/>
-        </w:rPr>
-        <w:t>The Strategy:</w:t>
-      </w:r>
-      <w:r>
-        <w:rPr>
-          <w:sz w:val="40"/>
-          <w:szCs w:val="40"/>
-        </w:rPr>
-        <w:t xml:space="preserve"> </w:t>
-      </w:r>
-    </w:p>
-    <w:p>
-      <w:pPr>
-        <w:pStyle w:val="ListParagraph"/>
-        <w:numPr>
-          <w:ilvl w:val="0"/>
-          <w:numId w:val="2"/>
-        </w:numPr>
-        <w:rPr>
-          <w:sz w:val="40"/>
-          <w:szCs w:val="40"/>
-        </w:rPr>
-      </w:pPr>
-      <w:r>
-        <w:rPr>
-          <w:b/>
-          <w:sz w:val="40"/>
-          <w:szCs w:val="40"/>
-        </w:rPr>
-        <w:t xml:space="preserve">Immediate: </w:t>
-      </w:r>
-      <w:r>
-        <w:rPr>
-          <w:sz w:val="40"/>
-          <w:szCs w:val="40"/>
-        </w:rPr>
-        <w:t xml:space="preserve">Target vulnerable veterans (High Tenure, No Anchors) with a bundled security upgrade. </w:t>
-      </w:r>
-    </w:p>
-    <w:p>
-      <w:pPr>
-        <w:pStyle w:val="ListParagraph"/>
-        <w:numPr>
-          <w:ilvl w:val="0"/>
-          <w:numId w:val="2"/>
-        </w:numPr>
-        <w:rPr>
-          <w:sz w:val="40"/>
-          <w:szCs w:val="40"/>
-        </w:rPr>
-      </w:pPr>
-      <w:r>
-        <w:rPr>
-          <w:b/>
-          <w:sz w:val="40"/>
-          <w:szCs w:val="40"/>
-        </w:rPr>
-        <w:t>Structural:</w:t>
-      </w:r>
-      <w:r>
-        <w:rPr>
-          <w:sz w:val="40"/>
-          <w:szCs w:val="40"/>
-        </w:rPr>
-        <w:t xml:space="preserve"> Target High-Risk month-to-month users with incentive to migrate them to higher tenure contracts </w:t>
-      </w:r>
-    </w:p>
-    <w:p>
-      <w:pPr>
-        <w:pStyle w:val="ListParagraph"/>
-        <w:ind w:left="1800"/>
-        <w:rPr>
-          <w:sz w:val="40"/>
-          <w:szCs w:val="40"/>
-        </w:rPr>
-      </w:pPr>
-    </w:p>
-    <w:p>
-      <w:pPr>
-        <w:rPr>
-          <w:b/>
-          <w:sz w:val="40"/>
-          <w:szCs w:val="40"/>
-        </w:rPr>
-      </w:pPr>
-    </w:p>
-    <w:p>
-      <w:pPr>
-        <w:rPr>
-          <w:b/>
-          <w:sz w:val="40"/>
-          <w:szCs w:val="40"/>
-        </w:rPr>
-      </w:pPr>
-    </w:p>
-    <w:p>
-      <w:pPr>
-        <w:rPr>
-          <w:b/>
-          <w:sz w:val="40"/>
-          <w:szCs w:val="40"/>
-        </w:rPr>
-      </w:pPr>
-    </w:p>
-    <w:p>
-      <w:pPr>
-        <w:rPr>
-          <w:b/>
-          <w:sz w:val="40"/>
-          <w:szCs w:val="40"/>
-        </w:rPr>
-      </w:pPr>
-    </w:p>
-    <w:p>
-      <w:pPr>
-        <w:rPr>
-          <w:b/>
-          <w:sz w:val="40"/>
-          <w:szCs w:val="40"/>
-        </w:rPr>
-      </w:pPr>
-    </w:p>
-    <w:p>
-      <w:pPr>
-        <w:rPr>
-          <w:b/>
-          <w:sz w:val="40"/>
-          <w:szCs w:val="40"/>
-        </w:rPr>
-      </w:pPr>
-    </w:p>
-    <w:p>
-      <w:pPr>
-        <w:rPr>
-          <w:b/>
-          <w:sz w:val="40"/>
-          <w:szCs w:val="40"/>
-        </w:rPr>
-      </w:pPr>
-    </w:p>
-    <w:p>
-      <w:pPr>
-        <w:rPr>
-          <w:b/>
-          <w:sz w:val="40"/>
-          <w:szCs w:val="40"/>
-        </w:rPr>
-      </w:pPr>
-      <w:r>
-        <w:rPr>
-          <w:b/>
-          <w:sz w:val="40"/>
-          <w:szCs w:val="40"/>
-        </w:rPr>
-        <w:lastRenderedPageBreak/>
-        <w:t>Financial Impact and ROI Simulation</w:t>
-      </w:r>
-    </w:p>
-    <w:p>
-      <w:pPr>
-        <w:rPr>
-          <w:sz w:val="40"/>
-          <w:szCs w:val="40"/>
-        </w:rPr>
-      </w:pPr>
-      <w:r>
-        <w:rPr>
-          <w:sz w:val="40"/>
-          <w:szCs w:val="40"/>
-        </w:rPr>
-        <w:t>Two counterfactual simulation</w:t>
-      </w:r>
-      <w:r>
-        <w:rPr>
-          <w:sz w:val="40"/>
-          <w:szCs w:val="40"/>
-        </w:rPr>
-        <w:t>s</w:t>
-      </w:r>
-      <w:r>
-        <w:rPr>
-          <w:sz w:val="40"/>
-          <w:szCs w:val="40"/>
-        </w:rPr>
-        <w:t xml:space="preserve"> were conducted to forecast the financial impact of potential interventions. </w:t>
-      </w:r>
-    </w:p>
-    <w:p>
-      <w:pPr>
-        <w:rPr>
-          <w:b/>
-          <w:sz w:val="40"/>
-          <w:szCs w:val="40"/>
-        </w:rPr>
-      </w:pPr>
-    </w:p>
-    <w:p>
-      <w:pPr>
-        <w:rPr>
-          <w:b/>
-          <w:sz w:val="40"/>
-          <w:szCs w:val="40"/>
-        </w:rPr>
-      </w:pPr>
-    </w:p>
-    <w:p>
-      <w:pPr>
-        <w:rPr>
-          <w:b/>
-          <w:sz w:val="40"/>
-          <w:szCs w:val="40"/>
-        </w:rPr>
-      </w:pPr>
-    </w:p>
-    <w:p>
-      <w:pPr>
-        <w:rPr>
-          <w:b/>
-          <w:sz w:val="40"/>
-          <w:szCs w:val="40"/>
-        </w:rPr>
-      </w:pPr>
-    </w:p>
-    <w:p>
-      <w:pPr>
-        <w:rPr>
-          <w:b/>
-          <w:sz w:val="40"/>
-          <w:szCs w:val="40"/>
-        </w:rPr>
-      </w:pPr>
-    </w:p>
-    <w:p>
-      <w:pPr>
-        <w:rPr>
-          <w:b/>
-          <w:sz w:val="40"/>
-          <w:szCs w:val="40"/>
-        </w:rPr>
-      </w:pPr>
-    </w:p>
-    <w:p>
-      <w:pPr>
-        <w:rPr>
-          <w:b/>
-          <w:sz w:val="40"/>
-          <w:szCs w:val="40"/>
-        </w:rPr>
-      </w:pPr>
-    </w:p>
-    <w:p>
-      <w:pPr>
-        <w:rPr>
-          <w:b/>
-          <w:sz w:val="40"/>
-          <w:szCs w:val="40"/>
-        </w:rPr>
-      </w:pPr>
-    </w:p>
-    <w:p>
-      <w:pPr>
-        <w:rPr>
-          <w:b/>
-          <w:sz w:val="40"/>
-          <w:szCs w:val="40"/>
-        </w:rPr>
-      </w:pPr>
-    </w:p>
-    <w:p>
-      <w:pPr>
-        <w:rPr>
-          <w:b/>
-          <w:sz w:val="40"/>
-          <w:szCs w:val="40"/>
-        </w:rPr>
-      </w:pPr>
-    </w:p>
-    <w:p>
-      <w:pPr>
-        <w:rPr>
-          <w:b/>
-          <w:sz w:val="40"/>
-          <w:szCs w:val="40"/>
-        </w:rPr>
-      </w:pPr>
-    </w:p>
-    <w:p>
-      <w:pPr>
-        <w:rPr>
-          <w:b/>
-          <w:sz w:val="40"/>
-          <w:szCs w:val="40"/>
-        </w:rPr>
-      </w:pPr>
-    </w:p>
-    <w:p>
-      <w:pPr>
-        <w:rPr>
-          <w:b/>
-          <w:sz w:val="40"/>
-          <w:szCs w:val="40"/>
-        </w:rPr>
-      </w:pPr>
-    </w:p>
-    <w:p>
-      <w:pPr>
-        <w:rPr>
-          <w:b/>
-          <w:sz w:val="40"/>
-          <w:szCs w:val="40"/>
-        </w:rPr>
-      </w:pPr>
-    </w:p>
-    <w:p>
-      <w:pPr>
-        <w:rPr>
-          <w:b/>
-          <w:sz w:val="40"/>
-          <w:szCs w:val="40"/>
-        </w:rPr>
-      </w:pPr>
-    </w:p>
-    <w:p>
-      <w:pPr>
-        <w:rPr>
-          <w:b/>
-          <w:sz w:val="40"/>
-          <w:szCs w:val="40"/>
-        </w:rPr>
-      </w:pPr>
-    </w:p>
-    <w:p>
-      <w:pPr>
-        <w:rPr>
-          <w:b/>
-          <w:sz w:val="40"/>
-          <w:szCs w:val="40"/>
-        </w:rPr>
-      </w:pPr>
-      <w:r>
-        <w:rPr>
-          <w:b/>
-          <w:sz w:val="40"/>
-          <w:szCs w:val="40"/>
-        </w:rPr>
-        <w:lastRenderedPageBreak/>
-        <w:t>Scenario A: Contract Migration</w:t>
-      </w:r>
-    </w:p>
-    <w:p>
-      <w:pPr>
-        <w:rPr>
-          <w:sz w:val="40"/>
-          <w:szCs w:val="40"/>
-        </w:rPr>
-      </w:pPr>
-      <w:r>
-        <w:rPr>
-          <w:sz w:val="40"/>
-          <w:szCs w:val="40"/>
-        </w:rPr>
-        <w:t xml:space="preserve">Objective: Address the structural root cause by migrating </w:t>
-      </w:r>
-      <w:r>
-        <w:rPr>
-          <w:b/>
-          <w:i/>
-          <w:sz w:val="40"/>
-          <w:szCs w:val="40"/>
-        </w:rPr>
-        <w:t xml:space="preserve">M2M </w:t>
-      </w:r>
-      <w:r>
-        <w:rPr>
-          <w:sz w:val="40"/>
-          <w:szCs w:val="40"/>
-        </w:rPr>
-        <w:t xml:space="preserve">users to 1-year contracts. </w:t>
+          <w:bCs/>
+          <w:sz w:val="40"/>
+          <w:szCs w:val="40"/>
+        </w:rPr>
+        <w:t>Adopt Seasonality-Aware Planning</w:t>
+      </w:r>
+      <w:r>
+        <w:rPr>
+          <w:sz w:val="40"/>
+          <w:szCs w:val="40"/>
+        </w:rPr>
+        <w:t>: Use the dashboard's month dummies to adjust Q4 spend levels, preventing over-spending during peak months where organic demand is already doing the heavy lifting.</w:t>
+      </w:r>
+    </w:p>
+    <w:p>
+      <w:pPr>
+        <w:rPr>
+          <w:sz w:val="40"/>
+          <w:szCs w:val="40"/>
+        </w:rPr>
+      </w:pPr>
+    </w:p>
+    <w:p>
+      <w:pPr>
+        <w:rPr>
+          <w:b/>
+          <w:sz w:val="40"/>
+          <w:szCs w:val="40"/>
+        </w:rPr>
+      </w:pPr>
+    </w:p>
+    <w:p>
+      <w:pPr>
+        <w:rPr>
+          <w:b/>
+          <w:sz w:val="40"/>
+          <w:szCs w:val="40"/>
+        </w:rPr>
+      </w:pPr>
+    </w:p>
+    <w:p>
+      <w:pPr>
+        <w:rPr>
+          <w:b/>
+          <w:sz w:val="40"/>
+          <w:szCs w:val="40"/>
+        </w:rPr>
+      </w:pPr>
+    </w:p>
+    <w:p>
+      <w:pPr>
+        <w:rPr>
+          <w:b/>
+          <w:sz w:val="40"/>
+          <w:szCs w:val="40"/>
+        </w:rPr>
+      </w:pPr>
+    </w:p>
+    <w:p>
+      <w:pPr>
+        <w:pStyle w:val="Heading1"/>
+        <w:rPr>
+          <w:b/>
+        </w:rPr>
+      </w:pPr>
+      <w:r>
+        <w:rPr>
+          <w:b/>
+        </w:rPr>
+        <w:t>Technical Integrity</w:t>
       </w:r>
     </w:p>
     <w:p>
@@ -1660,25 +1546,78 @@
           <w:numId w:val="1"/>
         </w:numPr>
         <w:rPr>
-          <w:b/>
-          <w:sz w:val="40"/>
-          <w:szCs w:val="40"/>
-        </w:rPr>
-      </w:pPr>
-      <w:r>
-        <w:rPr>
-          <w:b/>
-          <w:sz w:val="40"/>
-          <w:szCs w:val="40"/>
-        </w:rPr>
-        <w:t xml:space="preserve">Mechanism: </w:t>
-      </w:r>
-      <w:r>
-        <w:rPr>
-          <w:sz w:val="40"/>
-          <w:szCs w:val="40"/>
-        </w:rPr>
-        <w:t>Incentivize high-risk month to month users to upgrade to a 1-Year plan</w:t>
+          <w:sz w:val="40"/>
+          <w:szCs w:val="40"/>
+        </w:rPr>
+      </w:pPr>
+      <w:r>
+        <w:rPr>
+          <w:b/>
+          <w:bCs/>
+          <w:sz w:val="40"/>
+          <w:szCs w:val="40"/>
+        </w:rPr>
+        <w:t>Predictive Strength</w:t>
+      </w:r>
+      <w:r>
+        <w:rPr>
+          <w:sz w:val="40"/>
+          <w:szCs w:val="40"/>
+        </w:rPr>
+        <w:t xml:space="preserve">: The </w:t>
+      </w:r>
+      <w:r>
+        <w:rPr>
+          <w:b/>
+          <w:bCs/>
+          <w:sz w:val="40"/>
+          <w:szCs w:val="40"/>
+        </w:rPr>
+        <w:t>0.78</w:t>
+      </w:r>
+      <w:r>
+        <w:rPr>
+          <w:b/>
+          <w:bCs/>
+          <w:sz w:val="40"/>
+          <w:szCs w:val="40"/>
+        </w:rPr>
+        <w:t xml:space="preserve"> </w:t>
+      </w:r>
+      <w:r>
+        <w:rPr>
+          <w:b/>
+          <w:bCs/>
+          <w:sz w:val="40"/>
+          <w:szCs w:val="40"/>
+        </w:rPr>
+        <w:t>R</w:t>
+      </w:r>
+      <w:r>
+        <w:rPr>
+          <w:rFonts w:cstheme="minorHAnsi"/>
+          <w:b/>
+          <w:bCs/>
+          <w:sz w:val="40"/>
+          <w:szCs w:val="40"/>
+        </w:rPr>
+        <w:t>²</w:t>
+      </w:r>
+      <w:r>
+        <w:rPr>
+          <w:b/>
+          <w:bCs/>
+          <w:sz w:val="40"/>
+          <w:szCs w:val="40"/>
+        </w:rPr>
+        <w:t xml:space="preserve"> </w:t>
+      </w:r>
+      <w:r>
+        <w:rPr>
+          <w:sz w:val="40"/>
+          <w:szCs w:val="40"/>
+        </w:rPr>
+        <w:t>score provides high confidence that the dashboard's outputs are grounded in real historical patterns</w:t>
       </w:r>
     </w:p>
     <w:p>
@@ -1689,491 +1628,27 @@
           <w:numId w:val="1"/>
         </w:numPr>
         <w:rPr>
-          <w:b/>
-          <w:sz w:val="40"/>
-          <w:szCs w:val="40"/>
-        </w:rPr>
-      </w:pPr>
-      <w:r>
-        <w:rPr>
-          <w:b/>
-          <w:sz w:val="40"/>
-          <w:szCs w:val="40"/>
-        </w:rPr>
-        <w:t xml:space="preserve">Projected Impact: </w:t>
-      </w:r>
-      <w:r>
-        <w:rPr>
-          <w:sz w:val="40"/>
-          <w:szCs w:val="40"/>
-        </w:rPr>
-        <w:t xml:space="preserve">Reduced churn volume by </w:t>
-      </w:r>
-      <w:r>
-        <w:rPr>
-          <w:b/>
-          <w:sz w:val="40"/>
-          <w:szCs w:val="40"/>
-        </w:rPr>
-        <w:t>34% (</w:t>
-      </w:r>
-      <w:r>
-        <w:rPr>
-          <w:sz w:val="40"/>
-          <w:szCs w:val="40"/>
-        </w:rPr>
-        <w:t xml:space="preserve">499 -&gt; 328 churners). </w:t>
-      </w:r>
-    </w:p>
-    <w:p>
-      <w:pPr>
-        <w:pStyle w:val="ListParagraph"/>
-        <w:rPr>
-          <w:b/>
-          <w:sz w:val="40"/>
-          <w:szCs w:val="40"/>
-        </w:rPr>
-      </w:pPr>
-      <w:r>
-        <w:rPr>
-          <w:b/>
-          <w:noProof/>
-          <w:sz w:val="40"/>
-          <w:szCs w:val="40"/>
-        </w:rPr>
-        <w:drawing>
-          <wp:inline distT="0" distB="0" distL="0" distR="0" wp14:anchorId="6C59AFB5" wp14:editId="2C8E75D5">
-            <wp:extent cx="5943600" cy="4683125"/>
-            <wp:effectExtent l="0" t="0" r="0" b="3175"/>
-            <wp:docPr id="1" name="Picture 1"/>
-            <wp:cNvGraphicFramePr>
-              <a:graphicFrameLocks xmlns:a="http://schemas.openxmlformats.org/drawingml/2006/main" noChangeAspect="1"/>
-            </wp:cNvGraphicFramePr>
-            <a:graphic xmlns:a="http://schemas.openxmlformats.org/drawingml/2006/main">
-              <a:graphicData uri="http://schemas.openxmlformats.org/drawingml/2006/picture">
-                <pic:pic xmlns:pic="http://schemas.openxmlformats.org/drawingml/2006/picture">
-                  <pic:nvPicPr>
-                    <pic:cNvPr id="1" name=""/>
-                    <pic:cNvPicPr/>
-                  </pic:nvPicPr>
-                  <pic:blipFill>
-                    <a:blip r:embed="rId10"/>
-                    <a:stretch>
-                      <a:fillRect/>
-                    </a:stretch>
-                  </pic:blipFill>
-                  <pic:spPr>
-                    <a:xfrm>
-                      <a:off x="0" y="0"/>
-                      <a:ext cx="5943600" cy="4683125"/>
-                    </a:xfrm>
-                    <a:prstGeom prst="rect">
-                      <a:avLst/>
-                    </a:prstGeom>
-                  </pic:spPr>
-                </pic:pic>
-              </a:graphicData>
-            </a:graphic>
-          </wp:inline>
-        </w:drawing>
-      </w:r>
-    </w:p>
-    <w:p>
-      <w:pPr>
-        <w:pStyle w:val="ListParagraph"/>
-        <w:numPr>
-          <w:ilvl w:val="0"/>
-          <w:numId w:val="1"/>
-        </w:numPr>
-        <w:rPr>
-          <w:b/>
-          <w:sz w:val="40"/>
-          <w:szCs w:val="40"/>
-        </w:rPr>
-      </w:pPr>
-      <w:r>
-        <w:rPr>
-          <w:b/>
-          <w:sz w:val="40"/>
-          <w:szCs w:val="40"/>
-        </w:rPr>
-        <w:t xml:space="preserve">Revenue Upside: ~$12,600 </w:t>
-      </w:r>
-      <w:r>
-        <w:rPr>
-          <w:sz w:val="40"/>
-          <w:szCs w:val="40"/>
-        </w:rPr>
-        <w:t xml:space="preserve">per month in retained revenue. </w:t>
-      </w:r>
-    </w:p>
-    <w:p>
-      <w:pPr>
-        <w:rPr>
-          <w:sz w:val="40"/>
-          <w:szCs w:val="40"/>
-        </w:rPr>
-      </w:pPr>
-      <w:r>
-        <w:rPr>
-          <w:b/>
+          <w:sz w:val="40"/>
+          <w:szCs w:val="40"/>
+        </w:rPr>
+      </w:pPr>
+      <w:r>
+        <w:rPr>
+          <w:b/>
+          <w:bCs/>
           <w:sz w:val="40"/>
           <w:szCs w:val="40"/>
         </w:rPr>
         <w:lastRenderedPageBreak/>
-        <w:t>Scenario B</w:t>
-      </w:r>
-      <w:r>
-        <w:rPr>
-          <w:b/>
-          <w:sz w:val="40"/>
-          <w:szCs w:val="40"/>
-        </w:rPr>
-        <w:t xml:space="preserve">: Targeted Retention Campaign </w:t>
-      </w:r>
-      <w:r>
-        <w:rPr>
-          <w:sz w:val="40"/>
-          <w:szCs w:val="40"/>
-        </w:rPr>
-        <w:t xml:space="preserve"> </w:t>
-      </w:r>
-    </w:p>
-    <w:p>
-      <w:pPr>
-        <w:rPr>
-          <w:sz w:val="40"/>
-          <w:szCs w:val="40"/>
-        </w:rPr>
-      </w:pPr>
-      <w:r>
-        <w:rPr>
-          <w:sz w:val="40"/>
-          <w:szCs w:val="40"/>
-        </w:rPr>
-        <w:t xml:space="preserve">Objective: Stop the bleeding of churning customers via agent outreach or discounts. </w:t>
-      </w:r>
-    </w:p>
-    <w:p>
-      <w:pPr>
-        <w:pStyle w:val="ListParagraph"/>
-        <w:numPr>
-          <w:ilvl w:val="0"/>
-          <w:numId w:val="1"/>
-        </w:numPr>
-        <w:rPr>
-          <w:b/>
-          <w:sz w:val="40"/>
-          <w:szCs w:val="40"/>
-        </w:rPr>
-      </w:pPr>
-      <w:r>
-        <w:rPr>
-          <w:b/>
-          <w:sz w:val="40"/>
-          <w:szCs w:val="40"/>
-        </w:rPr>
-        <w:t>Investment Required</w:t>
-      </w:r>
-      <w:r>
-        <w:rPr>
-          <w:b/>
-          <w:sz w:val="40"/>
-          <w:szCs w:val="40"/>
-        </w:rPr>
-        <w:t xml:space="preserve">: $14,400 </w:t>
-      </w:r>
-      <w:r>
-        <w:rPr>
-          <w:sz w:val="40"/>
-          <w:szCs w:val="40"/>
-        </w:rPr>
-        <w:t xml:space="preserve">(Modeled on a conservative </w:t>
-      </w:r>
-      <w:r>
-        <w:rPr>
-          <w:b/>
-          <w:sz w:val="40"/>
-          <w:szCs w:val="40"/>
-        </w:rPr>
-        <w:t xml:space="preserve">$30/customer </w:t>
-      </w:r>
-      <w:r>
-        <w:rPr>
-          <w:sz w:val="40"/>
-          <w:szCs w:val="40"/>
-        </w:rPr>
-        <w:t>intervention cost).</w:t>
-      </w:r>
-      <w:r>
-        <w:rPr>
-          <w:b/>
-          <w:sz w:val="40"/>
-          <w:szCs w:val="40"/>
-        </w:rPr>
-        <w:t xml:space="preserve"> </w:t>
-      </w:r>
-    </w:p>
-    <w:p>
-      <w:pPr>
-        <w:pStyle w:val="ListParagraph"/>
-        <w:numPr>
-          <w:ilvl w:val="0"/>
-          <w:numId w:val="1"/>
-        </w:numPr>
-        <w:rPr>
-          <w:b/>
-          <w:sz w:val="40"/>
-          <w:szCs w:val="40"/>
-        </w:rPr>
-      </w:pPr>
-      <w:r>
-        <w:rPr>
-          <w:b/>
-          <w:sz w:val="40"/>
-          <w:szCs w:val="40"/>
-        </w:rPr>
-        <w:t xml:space="preserve">Projected Savings: </w:t>
-      </w:r>
-      <w:r>
-        <w:rPr>
-          <w:b/>
-          <w:sz w:val="40"/>
-          <w:szCs w:val="40"/>
-        </w:rPr>
-        <w:t xml:space="preserve">$5,772/month </w:t>
-      </w:r>
-      <w:r>
-        <w:rPr>
-          <w:sz w:val="40"/>
-          <w:szCs w:val="40"/>
-        </w:rPr>
-        <w:t xml:space="preserve">(Assumes a </w:t>
-      </w:r>
-      <w:r>
-        <w:rPr>
-          <w:b/>
-          <w:sz w:val="40"/>
-          <w:szCs w:val="40"/>
-        </w:rPr>
-        <w:t xml:space="preserve">30% </w:t>
-      </w:r>
-      <w:r>
-        <w:rPr>
-          <w:sz w:val="40"/>
-          <w:szCs w:val="40"/>
-        </w:rPr>
-        <w:t>success rate in reconverting high-risk profiles)</w:t>
-      </w:r>
-    </w:p>
-    <w:p>
-      <w:pPr>
-        <w:pStyle w:val="ListParagraph"/>
-        <w:numPr>
-          <w:ilvl w:val="0"/>
-          <w:numId w:val="1"/>
-        </w:numPr>
-        <w:rPr>
-          <w:b/>
-          <w:sz w:val="40"/>
-          <w:szCs w:val="40"/>
-        </w:rPr>
-      </w:pPr>
-      <w:r>
-        <w:rPr>
-          <w:b/>
-          <w:sz w:val="40"/>
-          <w:szCs w:val="40"/>
-        </w:rPr>
-        <w:t>Payback Period:</w:t>
-      </w:r>
-      <w:r>
-        <w:rPr>
-          <w:sz w:val="40"/>
-          <w:szCs w:val="40"/>
-        </w:rPr>
-        <w:t xml:space="preserve">  </w:t>
-      </w:r>
-      <w:r>
-        <w:rPr>
-          <w:b/>
-          <w:sz w:val="40"/>
-          <w:szCs w:val="40"/>
-        </w:rPr>
-        <w:t xml:space="preserve">~2.5 Months </w:t>
-      </w:r>
-      <w:r>
-        <w:rPr>
-          <w:sz w:val="40"/>
-          <w:szCs w:val="40"/>
-        </w:rPr>
-        <w:t xml:space="preserve">(Recurring savings fully cover the upfront cost in </w:t>
-      </w:r>
-      <w:r>
-        <w:rPr>
-          <w:b/>
-          <w:sz w:val="40"/>
-          <w:szCs w:val="40"/>
-        </w:rPr>
-        <w:t>&lt;90 days</w:t>
-      </w:r>
-      <w:r>
-        <w:rPr>
-          <w:sz w:val="40"/>
-          <w:szCs w:val="40"/>
-        </w:rPr>
-        <w:t xml:space="preserve">). </w:t>
-      </w:r>
-    </w:p>
-    <w:p>
-      <w:pPr>
-        <w:pStyle w:val="ListParagraph"/>
-        <w:numPr>
-          <w:ilvl w:val="0"/>
-          <w:numId w:val="1"/>
-        </w:numPr>
-        <w:rPr>
-          <w:b/>
-          <w:sz w:val="40"/>
-          <w:szCs w:val="40"/>
-        </w:rPr>
-      </w:pPr>
-      <w:r>
-        <w:rPr>
-          <w:b/>
-          <w:sz w:val="40"/>
-          <w:szCs w:val="40"/>
-        </w:rPr>
-        <w:t xml:space="preserve">1-Year ROI: 380% </w:t>
-      </w:r>
-      <w:r>
-        <w:rPr>
-          <w:sz w:val="40"/>
-          <w:szCs w:val="40"/>
-        </w:rPr>
-        <w:t xml:space="preserve">(Based on the Lifetime Value of retained customers.) </w:t>
-      </w:r>
-    </w:p>
-    <w:p>
-      <w:pPr>
-        <w:rPr>
-          <w:b/>
-          <w:sz w:val="40"/>
-          <w:szCs w:val="40"/>
-        </w:rPr>
-      </w:pPr>
-      <w:r>
-        <w:rPr>
-          <w:b/>
-          <w:noProof/>
-          <w:sz w:val="40"/>
-          <w:szCs w:val="40"/>
-        </w:rPr>
-        <w:drawing>
-          <wp:inline distT="0" distB="0" distL="0" distR="0" wp14:anchorId="47DD430D" wp14:editId="752F5930">
-            <wp:extent cx="5943600" cy="3433445"/>
-            <wp:effectExtent l="0" t="0" r="0" b="0"/>
-            <wp:docPr id="4" name="Picture 4"/>
-            <wp:cNvGraphicFramePr>
-              <a:graphicFrameLocks xmlns:a="http://schemas.openxmlformats.org/drawingml/2006/main" noChangeAspect="1"/>
-            </wp:cNvGraphicFramePr>
-            <a:graphic xmlns:a="http://schemas.openxmlformats.org/drawingml/2006/main">
-              <a:graphicData uri="http://schemas.openxmlformats.org/drawingml/2006/picture">
-                <pic:pic xmlns:pic="http://schemas.openxmlformats.org/drawingml/2006/picture">
-                  <pic:nvPicPr>
-                    <pic:cNvPr id="1" name=""/>
-                    <pic:cNvPicPr/>
-                  </pic:nvPicPr>
-                  <pic:blipFill>
-                    <a:blip r:embed="rId11"/>
-                    <a:stretch>
-                      <a:fillRect/>
-                    </a:stretch>
-                  </pic:blipFill>
-                  <pic:spPr>
-                    <a:xfrm>
-                      <a:off x="0" y="0"/>
-                      <a:ext cx="5943600" cy="3433445"/>
-                    </a:xfrm>
-                    <a:prstGeom prst="rect">
-                      <a:avLst/>
-                    </a:prstGeom>
-                  </pic:spPr>
-                </pic:pic>
-              </a:graphicData>
-            </a:graphic>
-          </wp:inline>
-        </w:drawing>
-      </w:r>
-      <w:r>
-        <w:rPr>
-          <w:sz w:val="40"/>
-          <w:szCs w:val="40"/>
-        </w:rPr>
-        <w:t>This assumes the “saved” cohort extends their tenures by 12 months</w:t>
-      </w:r>
-      <w:r>
-        <w:rPr>
-          <w:sz w:val="40"/>
-          <w:szCs w:val="40"/>
-        </w:rPr>
-        <w:t xml:space="preserve"> </w:t>
-      </w:r>
-      <w:r>
-        <w:rPr>
-          <w:sz w:val="40"/>
-          <w:szCs w:val="40"/>
-        </w:rPr>
-        <w:t xml:space="preserve">as </w:t>
-      </w:r>
-      <w:r>
-        <w:rPr>
-          <w:sz w:val="40"/>
-          <w:szCs w:val="40"/>
-        </w:rPr>
-        <w:t xml:space="preserve">in </w:t>
-      </w:r>
-      <w:r>
-        <w:rPr>
-          <w:b/>
-          <w:sz w:val="40"/>
-          <w:szCs w:val="40"/>
-        </w:rPr>
-        <w:t xml:space="preserve">scenario </w:t>
-      </w:r>
-      <w:r>
-        <w:rPr>
-          <w:b/>
-          <w:sz w:val="40"/>
-          <w:szCs w:val="40"/>
-        </w:rPr>
-        <w:t>A</w:t>
-      </w:r>
-      <w:bookmarkStart w:id="0" w:name="_GoBack"/>
-      <w:bookmarkEnd w:id="0"/>
-      <w:r>
-        <w:rPr>
-          <w:sz w:val="40"/>
-          <w:szCs w:val="40"/>
-        </w:rPr>
-        <w:t xml:space="preserve"> above</w:t>
-      </w:r>
-      <w:r>
-        <w:rPr>
-          <w:sz w:val="40"/>
-          <w:szCs w:val="40"/>
-        </w:rPr>
-        <w:t xml:space="preserve">. </w:t>
-      </w:r>
-    </w:p>
-    <w:p>
-      <w:pPr>
-        <w:ind w:left="360"/>
-        <w:rPr>
-          <w:sz w:val="40"/>
-          <w:szCs w:val="40"/>
-        </w:rPr>
-      </w:pPr>
+        <w:t>Observational Guardrail</w:t>
+      </w:r>
+      <w:r>
+        <w:rPr>
+          <w:sz w:val="40"/>
+          <w:szCs w:val="40"/>
+        </w:rPr>
+        <w:t>: The model identifies associations based on historical data. To confirm causal impact, I recommend running a 4-week geo-lift test in a high-performing division before implementing major budget reallocations.</w:t>
+      </w:r>
     </w:p>
     <w:p>
       <w:pPr>
@@ -2198,6 +1673,119 @@
 <file path=word/numbering.xml><?xml version="1.0" encoding="utf-8"?>
 <w:numbering xmlns:wpc="http://schemas.microsoft.com/office/word/2010/wordprocessingCanvas" xmlns:mc="http://schemas.openxmlformats.org/markup-compatibility/2006" xmlns:o="urn:schemas-microsoft-com:office:office" xmlns:r="http://schemas.openxmlformats.org/officeDocument/2006/relationships" xmlns:m="http://schemas.openxmlformats.org/officeDocument/2006/math" xmlns:v="urn:schemas-microsoft-com:vml" xmlns:wp14="http://schemas.microsoft.com/office/word/2010/wordprocessingDrawing" xmlns:wp="http://schemas.openxmlformats.org/drawingml/2006/wordprocessingDrawing" xmlns:w10="urn:schemas-microsoft-com:office:word" xmlns:w="http://schemas.openxmlformats.org/wordprocessingml/2006/main" xmlns:w14="http://schemas.microsoft.com/office/word/2010/wordml" xmlns:w15="http://schemas.microsoft.com/office/word/2012/wordml" xmlns:wpg="http://schemas.microsoft.com/office/word/2010/wordprocessingGroup" xmlns:wpi="http://schemas.microsoft.com/office/word/2010/wordprocessingInk" xmlns:wne="http://schemas.microsoft.com/office/word/2006/wordml" xmlns:wps="http://schemas.microsoft.com/office/word/2010/wordprocessingShape" mc:Ignorable="w14 w15 wp14">
   <w:abstractNum w:abstractNumId="0">
+    <w:nsid w:val="03C664FD"/>
+    <w:multiLevelType w:val="multilevel"/>
+    <w:tmpl w:val="1A440EE2"/>
+    <w:lvl w:ilvl="0">
+      <w:start w:val="1"/>
+      <w:numFmt w:val="decimal"/>
+      <w:lvlText w:val="%1."/>
+      <w:lvlJc w:val="left"/>
+      <w:pPr>
+        <w:tabs>
+          <w:tab w:val="num" w:pos="720"/>
+        </w:tabs>
+        <w:ind w:left="720" w:hanging="360"/>
+      </w:pPr>
+    </w:lvl>
+    <w:lvl w:ilvl="1" w:tentative="1">
+      <w:start w:val="1"/>
+      <w:numFmt w:val="decimal"/>
+      <w:lvlText w:val="%2."/>
+      <w:lvlJc w:val="left"/>
+      <w:pPr>
+        <w:tabs>
+          <w:tab w:val="num" w:pos="1440"/>
+        </w:tabs>
+        <w:ind w:left="1440" w:hanging="360"/>
+      </w:pPr>
+    </w:lvl>
+    <w:lvl w:ilvl="2" w:tentative="1">
+      <w:start w:val="1"/>
+      <w:numFmt w:val="decimal"/>
+      <w:lvlText w:val="%3."/>
+      <w:lvlJc w:val="left"/>
+      <w:pPr>
+        <w:tabs>
+          <w:tab w:val="num" w:pos="2160"/>
+        </w:tabs>
+        <w:ind w:left="2160" w:hanging="360"/>
+      </w:pPr>
+    </w:lvl>
+    <w:lvl w:ilvl="3" w:tentative="1">
+      <w:start w:val="1"/>
+      <w:numFmt w:val="decimal"/>
+      <w:lvlText w:val="%4."/>
+      <w:lvlJc w:val="left"/>
+      <w:pPr>
+        <w:tabs>
+          <w:tab w:val="num" w:pos="2880"/>
+        </w:tabs>
+        <w:ind w:left="2880" w:hanging="360"/>
+      </w:pPr>
+    </w:lvl>
+    <w:lvl w:ilvl="4" w:tentative="1">
+      <w:start w:val="1"/>
+      <w:numFmt w:val="decimal"/>
+      <w:lvlText w:val="%5."/>
+      <w:lvlJc w:val="left"/>
+      <w:pPr>
+        <w:tabs>
+          <w:tab w:val="num" w:pos="3600"/>
+        </w:tabs>
+        <w:ind w:left="3600" w:hanging="360"/>
+      </w:pPr>
+    </w:lvl>
+    <w:lvl w:ilvl="5" w:tentative="1">
+      <w:start w:val="1"/>
+      <w:numFmt w:val="decimal"/>
+      <w:lvlText w:val="%6."/>
+      <w:lvlJc w:val="left"/>
+      <w:pPr>
+        <w:tabs>
+          <w:tab w:val="num" w:pos="4320"/>
+        </w:tabs>
+        <w:ind w:left="4320" w:hanging="360"/>
+      </w:pPr>
+    </w:lvl>
+    <w:lvl w:ilvl="6" w:tentative="1">
+      <w:start w:val="1"/>
+      <w:numFmt w:val="decimal"/>
+      <w:lvlText w:val="%7."/>
+      <w:lvlJc w:val="left"/>
+      <w:pPr>
+        <w:tabs>
+          <w:tab w:val="num" w:pos="5040"/>
+        </w:tabs>
+        <w:ind w:left="5040" w:hanging="360"/>
+      </w:pPr>
+    </w:lvl>
+    <w:lvl w:ilvl="7" w:tentative="1">
+      <w:start w:val="1"/>
+      <w:numFmt w:val="decimal"/>
+      <w:lvlText w:val="%8."/>
+      <w:lvlJc w:val="left"/>
+      <w:pPr>
+        <w:tabs>
+          <w:tab w:val="num" w:pos="5760"/>
+        </w:tabs>
+        <w:ind w:left="5760" w:hanging="360"/>
+      </w:pPr>
+    </w:lvl>
+    <w:lvl w:ilvl="8" w:tentative="1">
+      <w:start w:val="1"/>
+      <w:numFmt w:val="decimal"/>
+      <w:lvlText w:val="%9."/>
+      <w:lvlJc w:val="left"/>
+      <w:pPr>
+        <w:tabs>
+          <w:tab w:val="num" w:pos="6480"/>
+        </w:tabs>
+        <w:ind w:left="6480" w:hanging="360"/>
+      </w:pPr>
+    </w:lvl>
+  </w:abstractNum>
+  <w:abstractNum w:abstractNumId="1">
     <w:nsid w:val="43D87F47"/>
     <w:multiLevelType w:val="hybridMultilevel"/>
     <w:tmpl w:val="89B0C374"/>
@@ -2286,7 +1874,7 @@
       </w:pPr>
     </w:lvl>
   </w:abstractNum>
-  <w:abstractNum w:abstractNumId="1">
+  <w:abstractNum w:abstractNumId="2">
     <w:nsid w:val="5007657C"/>
     <w:multiLevelType w:val="hybridMultilevel"/>
     <w:tmpl w:val="2ED4D784"/>
@@ -2399,9 +1987,12 @@
     </w:lvl>
   </w:abstractNum>
   <w:num w:numId="1">
+    <w:abstractNumId w:val="2"/>
+  </w:num>
+  <w:num w:numId="2">
     <w:abstractNumId w:val="1"/>
   </w:num>
-  <w:num w:numId="2">
+  <w:num w:numId="3">
     <w:abstractNumId w:val="0"/>
   </w:num>
 </w:numbering>
@@ -2801,6 +2392,27 @@
     <w:name w:val="Normal"/>
     <w:qFormat/>
   </w:style>
+  <w:style w:type="paragraph" w:styleId="Heading1">
+    <w:name w:val="heading 1"/>
+    <w:basedOn w:val="Normal"/>
+    <w:next w:val="Normal"/>
+    <w:link w:val="Heading1Char"/>
+    <w:uiPriority w:val="9"/>
+    <w:qFormat/>
+    <w:rsid w:val="00212159"/>
+    <w:pPr>
+      <w:keepNext/>
+      <w:keepLines/>
+      <w:spacing w:before="240" w:after="0"/>
+      <w:outlineLvl w:val="0"/>
+    </w:pPr>
+    <w:rPr>
+      <w:rFonts w:asciiTheme="majorHAnsi" w:eastAsiaTheme="majorEastAsia" w:hAnsiTheme="majorHAnsi" w:cstheme="majorBidi"/>
+      <w:color w:val="2E74B5" w:themeColor="accent1" w:themeShade="BF"/>
+      <w:sz w:val="32"/>
+      <w:szCs w:val="32"/>
+    </w:rPr>
+  </w:style>
   <w:style w:type="character" w:default="1" w:styleId="DefaultParagraphFont">
     <w:name w:val="Default Paragraph Font"/>
     <w:uiPriority w:val="1"/>
@@ -2861,6 +2473,32 @@
       <w:ind w:left="720"/>
       <w:contextualSpacing/>
     </w:pPr>
+  </w:style>
+  <w:style w:type="character" w:customStyle="1" w:styleId="Heading1Char">
+    <w:name w:val="Heading 1 Char"/>
+    <w:basedOn w:val="DefaultParagraphFont"/>
+    <w:link w:val="Heading1"/>
+    <w:uiPriority w:val="9"/>
+    <w:rsid w:val="00212159"/>
+    <w:rPr>
+      <w:rFonts w:asciiTheme="majorHAnsi" w:eastAsiaTheme="majorEastAsia" w:hAnsiTheme="majorHAnsi" w:cstheme="majorBidi"/>
+      <w:color w:val="2E74B5" w:themeColor="accent1" w:themeShade="BF"/>
+      <w:sz w:val="32"/>
+      <w:szCs w:val="32"/>
+    </w:rPr>
+  </w:style>
+  <w:style w:type="paragraph" w:styleId="NormalWeb">
+    <w:name w:val="Normal (Web)"/>
+    <w:basedOn w:val="Normal"/>
+    <w:uiPriority w:val="99"/>
+    <w:semiHidden/>
+    <w:unhideWhenUsed/>
+    <w:rsid w:val="00212159"/>
+    <w:rPr>
+      <w:rFonts w:ascii="Times New Roman" w:hAnsi="Times New Roman" w:cs="Times New Roman"/>
+      <w:sz w:val="24"/>
+      <w:szCs w:val="24"/>
+    </w:rPr>
   </w:style>
 </w:styles>
 </file>
@@ -2998,6 +2636,8 @@
   </w:compat>
   <w:rsids>
     <w:rsidRoot w:val="005B650A"/>
+    <w:rsid w:val="00277E53"/>
+    <w:rsid w:val="00325E91"/>
     <w:rsid w:val="005B650A"/>
     <w:rsid w:val="0070510F"/>
     <w:rsid w:val="007F040E"/>
@@ -3750,7 +3390,7 @@
 </file>
 
 <file path=customXml/itemProps2.xml><?xml version="1.0" encoding="utf-8"?>
-<ds:datastoreItem xmlns:ds="http://schemas.openxmlformats.org/officeDocument/2006/customXml" ds:itemID="{2B41E0C8-E5D4-4CD4-B189-B61B1F460C94}">
+<ds:datastoreItem xmlns:ds="http://schemas.openxmlformats.org/officeDocument/2006/customXml" ds:itemID="{8691DCF0-023F-4A5E-93DC-16856C9A7C08}">
   <ds:schemaRefs>
     <ds:schemaRef ds:uri="http://schemas.openxmlformats.org/officeDocument/2006/bibliography"/>
   </ds:schemaRefs>
